--- a/data/templates/defence_analysis.docx
+++ b/data/templates/defence_analysis.docx
@@ -4,168 +4,145 @@
   <w:body>
     <w:p>
       <w:pPr>
+        <w:spacing w:before="1840" w:after="0" w:line="240" w:lineRule="auto"/>
         <w:jc w:val="center"/>
-        <w:rPr>
-          <w:b/>
-          <w:bCs/>
+      </w:pPr>
+      <w:r>
+        <w:rPr>
+          <w:b/>
           <w:color w:val="2C3E50"/>
-          <w:sz w:val="20"/>
-          <w:szCs w:val="20"/>
-        </w:rPr>
-      </w:pPr>
-      <w:r>
-        <w:rPr>
-          <w:b/>
-          <w:bCs/>
+          <w:sz w:val="52"/>
+        </w:rPr>
+        <w:t>LEGAL ANALYSIS</w:t>
+      </w:r>
+    </w:p>
+    <w:p>
+      <w:pPr>
+        <w:spacing w:after="640" w:line="240" w:lineRule="auto"/>
+        <w:jc w:val="center"/>
+        <w:rPr>
           <w:color w:val="2C3E50"/>
-          <w:sz w:val="44"/>
-        </w:rPr>
-        <w:t xml:space="preserve">AEGIS </w:t>
-      </w:r>
-      <w:r>
-        <w:rPr>
-          <w:rFonts w:ascii="Segoe UI Emoji" w:hAnsi="Segoe UI Emoji" w:cs="Segoe UI Emoji"/>
-          <w:b/>
-          <w:bCs/>
+          <w:sz w:val="36"/>
+        </w:rPr>
+      </w:pPr>
+      <w:r>
+        <w:rPr>
           <w:color w:val="2C3E50"/>
-          <w:sz w:val="44"/>
-        </w:rPr>
-        <w:t>⚖️</w:t>
-      </w:r>
-      <w:r>
-        <w:rPr>
-          <w:rFonts w:ascii="Segoe UI Emoji" w:hAnsi="Segoe UI Emoji" w:cs="Segoe UI Emoji"/>
-          <w:b/>
-          <w:bCs/>
-          <w:color w:val="2C3E50"/>
-          <w:sz w:val="44"/>
-        </w:rPr>
-        <w:t xml:space="preserve"> </w:t>
-      </w:r>
-      <w:r>
-        <w:rPr>
-          <w:rFonts w:ascii="Segoe UI Emoji" w:hAnsi="Segoe UI Emoji" w:cs="Segoe UI Emoji"/>
-          <w:b/>
-          <w:bCs/>
-          <w:color w:val="2C3E50"/>
-          <w:sz w:val="44"/>
-        </w:rPr>
-        <w:br/>
-      </w:r>
-      <w:r>
-        <w:rPr>
-          <w:rFonts w:ascii="Segoe UI Emoji" w:hAnsi="Segoe UI Emoji" w:cs="Segoe UI Emoji"/>
-          <w:b/>
-          <w:bCs/>
-          <w:color w:val="2C3E50"/>
-          <w:sz w:val="20"/>
-          <w:szCs w:val="20"/>
-        </w:rPr>
-        <w:t>(Beta Test Version)</w:t>
-      </w:r>
-    </w:p>
-    <w:p>
-      <w:pPr>
+          <w:sz w:val="36"/>
+        </w:rPr>
+        <w:t>&amp; DEFENCE INSTRUCTIONS</w:t>
+      </w:r>
+    </w:p>
+    <w:p>
+      <w:pPr>
+        <w:spacing w:after="640" w:line="240" w:lineRule="auto"/>
         <w:jc w:val="center"/>
       </w:pPr>
-      <w:r>
-        <w:rPr>
-          <w:b/>
-          <w:color w:val="2C3E50"/>
-          <w:sz w:val="44"/>
-        </w:rPr>
-        <w:t>LEGAL ANALYSIS</w:t>
-      </w:r>
-    </w:p>
-    <w:p>
-      <w:pPr>
-        <w:jc w:val="center"/>
+    </w:p>
+    <w:p>
+      <w:pPr>
+        <w:spacing w:after="200" w:line="240" w:lineRule="auto"/>
+        <w:ind w:left="2736"/>
+      </w:pPr>
+      <w:r>
+        <w:rPr>
+          <w:b/>
+          <w:bCs/>
+        </w:rPr>
+        <w:t xml:space="preserve">Location: </w:t>
+      </w:r>
+      <w:r>
+        <w:t>Manukau District Court</w:t>
+      </w:r>
+    </w:p>
+    <w:p>
+      <w:pPr>
+        <w:spacing w:after="200" w:line="240" w:lineRule="auto"/>
+        <w:ind w:left="2736"/>
+      </w:pPr>
+    </w:p>
+    <w:p>
+      <w:pPr>
+        <w:spacing w:after="200" w:line="240" w:lineRule="auto"/>
+        <w:ind w:left="2736"/>
+      </w:pPr>
+      <w:r>
+        <w:rPr>
+          <w:b/>
+        </w:rPr>
+        <w:t xml:space="preserve">Charge: </w:t>
+      </w:r>
+      <w:r>
+        <w:t>Possession of GBL</w:t>
+      </w:r>
+    </w:p>
+    <w:p>
+      <w:pPr>
+        <w:spacing w:after="200" w:line="240" w:lineRule="auto"/>
+        <w:ind w:left="2736"/>
+      </w:pPr>
+    </w:p>
+    <w:p>
+      <w:pPr>
+        <w:spacing w:after="200" w:line="240" w:lineRule="auto"/>
+        <w:ind w:left="2736"/>
+      </w:pPr>
+      <w:r>
+        <w:rPr>
+          <w:b/>
+        </w:rPr>
+        <w:t xml:space="preserve">Statute: </w:t>
+      </w:r>
+      <w:r>
+        <w:t>Misuse of Drugs Act 1975 Section 7(1)(a) &amp; (2)</w:t>
+      </w:r>
+    </w:p>
+    <w:p>
+      <w:pPr>
+        <w:spacing w:after="200" w:line="240" w:lineRule="auto"/>
+        <w:ind w:left="2736"/>
+      </w:pPr>
+    </w:p>
+    <w:p>
+      <w:pPr>
+        <w:spacing w:after="200" w:line="240" w:lineRule="auto"/>
+        <w:ind w:left="2736"/>
+      </w:pPr>
+      <w:r>
+        <w:rPr>
+          <w:b/>
+          <w:bCs/>
+        </w:rPr>
+        <w:t>Prepared:</w:t>
+      </w:r>
+      <w:r>
+        <w:t xml:space="preserve"> 28 June 2026</w:t>
+      </w:r>
+    </w:p>
+    <w:p>
+      <w:pPr>
+        <w:spacing w:before="760" w:after="0" w:line="240" w:lineRule="auto"/>
+      </w:pPr>
+    </w:p>
+    <w:p>
+      <w:r>
+        <w:br w:type="page"/>
+      </w:r>
+    </w:p>
+    <w:p>
+      <w:pPr>
+        <w:pStyle w:val="Heading1"/>
       </w:pPr>
       <w:r>
         <w:rPr>
           <w:color w:val="2C3E50"/>
           <w:sz w:val="32"/>
         </w:rPr>
-        <w:t>&amp; DEFENCE INSTRUCTIONS</w:t>
-      </w:r>
-    </w:p>
-    <w:p/>
-    <w:p>
-      <w:pPr>
-        <w:jc w:val="center"/>
-      </w:pPr>
-      <w:r>
-        <w:rPr>
-          <w:b/>
-          <w:bCs/>
-        </w:rPr>
-        <w:t>Location:</w:t>
-      </w:r>
-      <w:r>
-        <w:t xml:space="preserve"> </w:t>
-      </w:r>
-      <w:r>
-        <w:t>Auckland District Court</w:t>
-      </w:r>
-    </w:p>
-    <w:p>
-      <w:pPr>
-        <w:jc w:val="center"/>
-      </w:pPr>
-      <w:r>
-        <w:rPr>
-          <w:b/>
-        </w:rPr>
-        <w:t xml:space="preserve">Charge: </w:t>
-      </w:r>
-      <w:r>
-        <w:t>Burglary</w:t>
-      </w:r>
-    </w:p>
-    <w:p>
-      <w:pPr>
-        <w:jc w:val="center"/>
-      </w:pPr>
-      <w:r>
-        <w:rPr>
-          <w:b/>
-        </w:rPr>
-        <w:t xml:space="preserve">Statute: </w:t>
-      </w:r>
-      <w:r>
-        <w:t>Crimes Act 1961 s 231</w:t>
-      </w:r>
-    </w:p>
-    <w:p>
-      <w:pPr>
-        <w:jc w:val="center"/>
-      </w:pPr>
-      <w:r>
-        <w:rPr>
-          <w:b/>
-          <w:bCs/>
-        </w:rPr>
-        <w:t>Prepared:</w:t>
-      </w:r>
-      <w:r>
-        <w:t xml:space="preserve"> 27 June 2026</w:t>
-      </w:r>
-    </w:p>
-    <w:p/>
-    <w:p>
-      <w:r>
-        <w:br w:type="page"/>
-      </w:r>
-    </w:p>
-    <w:p>
-      <w:pPr>
-        <w:pStyle w:val="Heading1"/>
-      </w:pPr>
-      <w:r>
         <w:lastRenderedPageBreak/>
         <w:t>TABLE OF CONTENTS</w:t>
       </w:r>
     </w:p>
+    <w:p/>
     <w:p>
       <w:r>
         <w:t>1. EXECUTIVE SUMMARY</w:t>
@@ -183,32 +160,47 @@
     </w:p>
     <w:p>
       <w:r>
-        <w:t>4. ELEMENTS THE PROSECUTION MUST PROVE</w:t>
-      </w:r>
-    </w:p>
-    <w:p>
-      <w:r>
-        <w:t>5. ASSESSMENT OF PROSECUTION CASE</w:t>
-      </w:r>
-    </w:p>
-    <w:p>
-      <w:r>
-        <w:t>6. DEFENCE STRATEGIES AND OPTIONS</w:t>
-      </w:r>
-    </w:p>
-    <w:p>
-      <w:r>
-        <w:t>7. INSTRUCTIONS TO COUNSEL PRE-TRIAL</w:t>
-      </w:r>
-    </w:p>
-    <w:p>
-      <w:r>
-        <w:t>8. EVIDENTIARY ISSUES TO RAISE</w:t>
-      </w:r>
-    </w:p>
-    <w:p>
-      <w:r>
-        <w:t>9. CONCLUSION</w:t>
+        <w:t>4. ASSESSMENT OF PROSECUTION CASE</w:t>
+      </w:r>
+    </w:p>
+    <w:p>
+      <w:r>
+        <w:t>5. EVIDENCE ANALYSIS</w:t>
+      </w:r>
+    </w:p>
+    <w:p>
+      <w:r>
+        <w:t>6. ELEMENTS THE PROSECUTION MUST PROVE</w:t>
+      </w:r>
+    </w:p>
+    <w:p>
+      <w:r>
+        <w:t>7. DEFENCE STRATEGIES AND OPTIONS</w:t>
+      </w:r>
+    </w:p>
+    <w:p>
+      <w:r>
+        <w:t>8. CROSS-EXAMINATION PRIORITIES</w:t>
+      </w:r>
+    </w:p>
+    <w:p>
+      <w:r>
+        <w:t>9. DISCLOSURE AND FORENSIC GAPS</w:t>
+      </w:r>
+    </w:p>
+    <w:p>
+      <w:r>
+        <w:t>10. INSTRUCTIONS TO COUNSEL PRE-TRIAL</w:t>
+      </w:r>
+    </w:p>
+    <w:p>
+      <w:r>
+        <w:t>11. EVIDENTIARY ISSUES TO RAISE</w:t>
+      </w:r>
+    </w:p>
+    <w:p>
+      <w:r>
+        <w:t>12. CONCLUSION</w:t>
       </w:r>
     </w:p>
     <w:p>
@@ -221,13 +213,23 @@
         <w:pStyle w:val="Heading1"/>
       </w:pPr>
       <w:r>
+        <w:rPr>
+          <w:color w:val="2C3E50"/>
+          <w:sz w:val="32"/>
+        </w:rPr>
         <w:lastRenderedPageBreak/>
         <w:t>1. EXECUTIVE SUMMARY</w:t>
       </w:r>
     </w:p>
     <w:p>
       <w:r>
-        <w:t>The charge against the defendant is burglary, under Crimes Act 1961 section 231. The central evidentiary pillar for the prosecution rests on the alleged forced entry and possession of stolen property by the defendant. Key officers include Detective Constable Aaron Mitchell and Sergeant Rebecca Walsh. Rachel Thompson's inventory discrepancies raise potential weaknesses in the prosecution case. Overall, while the evidence is strong, there are significant gaps and inconsistencies that may allow for a reasonable doubt defence.</w:t>
+        <w:rPr>
+          <w:b/>
+        </w:rPr>
+        <w:t>Legal Basis:</w:t>
+      </w:r>
+      <w:r>
+        <w:t xml:space="preserve"> The defendant, James Joseph LIM, is charged with possession of Gamma-Butyrolactone (GBL), a Class B controlled drug under the Misuse of Drugs Act 1975. The central evidentiary pillar for the prosecution rests on forensic testing results and alleged admissions made by the defendant during police interactions. Key officers involved include Constable Taylor Ashby, Sergeant Tod Lawrence KIRKER, and seizing officer Adeeb Althaf. Defence counsel must focus on challenging the voluntariness of any admission, raising reasonable doubt about actual knowledge, and questioning the chain-of-custody for seized items. The overall assessment is that there are significant weaknesses in the prosecution's case.</w:t>
       </w:r>
     </w:p>
     <w:p>
@@ -235,37 +237,52 @@
         <w:pStyle w:val="Heading1"/>
       </w:pPr>
       <w:r>
+        <w:rPr>
+          <w:color w:val="2C3E50"/>
+          <w:sz w:val="32"/>
+        </w:rPr>
         <w:t>2. CHARGE AND LEGISLATIVE FRAMEWORK</w:t>
       </w:r>
     </w:p>
     <w:p>
       <w:r>
-        <w:t>The defendant entered a building as a trespasser with intent to commit an imprisonable offence.</w:t>
-      </w:r>
-    </w:p>
-    <w:p>
-      <w:r>
-        <w:t>• Relevant Legislation: Crimes Act 1961 s 231.</w:t>
-      </w:r>
-    </w:p>
-    <w:p>
-      <w:r>
-        <w:t>• Maximum Penalty: Not stated in the charging document.</w:t>
-      </w:r>
-    </w:p>
-    <w:p>
-      <w:r>
-        <w:t>• Elements the Prosecution Must Prove:</w:t>
-      </w:r>
-    </w:p>
-    <w:p>
-      <w:r>
-        <w:t>1. The accused entered a building or ship (or part of a building/ship) as a trespasser.</w:t>
-      </w:r>
-    </w:p>
-    <w:p>
-      <w:r>
-        <w:t>2. The entry was with intent to commit an imprisonable offence.</w:t>
+        <w:t>Possession of GBL.</w:t>
+      </w:r>
+    </w:p>
+    <w:p>
+      <w:r>
+        <w:rPr>
+          <w:b/>
+        </w:rPr>
+        <w:t>Legal Basis:</w:t>
+      </w:r>
+      <w:r>
+        <w:t xml:space="preserve"> - Relevant Legislation: Misuse of Drugs Act 1975 Section 7(1)(a) &amp; (2).</w:t>
+      </w:r>
+    </w:p>
+    <w:p>
+      <w:pPr>
+        <w:ind w:left="360"/>
+      </w:pPr>
+      <w:r>
+        <w:t>• Maximum Penalty: 3 Months imprisonment, $500.00 fine.</w:t>
+      </w:r>
+    </w:p>
+    <w:p>
+      <w:pPr>
+        <w:spacing w:after="160" w:line="278" w:lineRule="auto"/>
+        <w:rPr>
+          <w:b/>
+          <w:color w:val="2C3E50"/>
+          <w:sz w:val="32"/>
+        </w:rPr>
+      </w:pPr>
+      <w:r>
+        <w:rPr>
+          <w:color w:val="2C3E50"/>
+          <w:sz w:val="32"/>
+        </w:rPr>
+        <w:br w:type="page"/>
       </w:r>
     </w:p>
     <w:p>
@@ -273,6 +290,246 @@
         <w:pStyle w:val="Heading1"/>
       </w:pPr>
       <w:r>
+        <w:rPr>
+          <w:color w:val="2C3E50"/>
+          <w:sz w:val="32"/>
+        </w:rPr>
+        <w:lastRenderedPageBreak/>
+        <w:t>4</w:t>
+      </w:r>
+      <w:r>
+        <w:rPr>
+          <w:color w:val="2C3E50"/>
+          <w:sz w:val="32"/>
+        </w:rPr>
+        <w:t>. SUMMARY OF EVIDENCE</w:t>
+      </w:r>
+    </w:p>
+    <w:p>
+      <w:r>
+        <w:t>Police executed a search warrant and subsequent warrantless searches for drugs based on reasonable suspicion, seizing GBL in a white bottle from under the kitchen sink.</w:t>
+      </w:r>
+    </w:p>
+    <w:p>
+      <w:pPr>
+        <w:ind w:left="360"/>
+      </w:pPr>
+      <w:r>
+        <w:t>• Seized Evidence: A clear liquid substance in a plastic bottle identified as GBL, droppers, and other suspected drug substances found near the defendant's phone and wallet.</w:t>
+      </w:r>
+    </w:p>
+    <w:p>
+      <w:pPr>
+        <w:ind w:left="360"/>
+      </w:pPr>
+      <w:r>
+        <w:t>• Forensic Testing: PHF Science confirmed that one of the seized items was GBL. The testing involved laser analysis without removing the liquid from its container due to health and safety policies at Customs.</w:t>
+      </w:r>
+    </w:p>
+    <w:p>
+      <w:pPr>
+        <w:ind w:left="360"/>
+      </w:pPr>
+      <w:r>
+        <w:t>• Defendant's Conduct: LIM spoke with his lawyer before declining to sign a notebook entry detailing his admission, which would have warranted a formal warning.</w:t>
+      </w:r>
+    </w:p>
+    <w:p>
+      <w:pPr>
+        <w:pStyle w:val="Heading1"/>
+      </w:pPr>
+      <w:r>
+        <w:rPr>
+          <w:color w:val="2C3E50"/>
+          <w:sz w:val="32"/>
+        </w:rPr>
+        <w:t>5. A</w:t>
+      </w:r>
+      <w:r>
+        <w:rPr>
+          <w:color w:val="2C3E50"/>
+          <w:sz w:val="32"/>
+        </w:rPr>
+        <w:t>S</w:t>
+      </w:r>
+      <w:r>
+        <w:rPr>
+          <w:color w:val="2C3E50"/>
+          <w:sz w:val="32"/>
+        </w:rPr>
+        <w:t>S</w:t>
+      </w:r>
+      <w:r>
+        <w:rPr>
+          <w:color w:val="2C3E50"/>
+          <w:sz w:val="32"/>
+        </w:rPr>
+        <w:t>ESSMENT OF PROSECUTION CASE</w:t>
+      </w:r>
+    </w:p>
+    <w:p>
+      <w:pPr>
+        <w:pStyle w:val="Heading2"/>
+      </w:pPr>
+      <w:r>
+        <w:t>Strengths</w:t>
+      </w:r>
+    </w:p>
+    <w:p>
+      <w:r>
+        <w:t xml:space="preserve">1. </w:t>
+      </w:r>
+      <w:r>
+        <w:rPr>
+          <w:b/>
+          <w:bCs/>
+        </w:rPr>
+        <w:t>Forensic testing</w:t>
+      </w:r>
+      <w:r>
+        <w:t xml:space="preserve"> confirmed the presence of GBL in a seized bottle.</w:t>
+      </w:r>
+    </w:p>
+    <w:p>
+      <w:r>
+        <w:t xml:space="preserve">2. </w:t>
+      </w:r>
+      <w:r>
+        <w:rPr>
+          <w:b/>
+          <w:bCs/>
+        </w:rPr>
+        <w:t>Seized items</w:t>
+      </w:r>
+      <w:r>
+        <w:t xml:space="preserve"> were found near LIM's personal belongings, suggesting potential control or custody.</w:t>
+      </w:r>
+    </w:p>
+    <w:p>
+      <w:pPr>
+        <w:pStyle w:val="Heading2"/>
+      </w:pPr>
+      <w:r>
+        <w:rPr>
+          <w:color w:val="34495E"/>
+        </w:rPr>
+        <w:t>Weaknesses</w:t>
+      </w:r>
+    </w:p>
+    <w:p>
+      <w:r>
+        <w:t xml:space="preserve">1. </w:t>
+      </w:r>
+      <w:r>
+        <w:rPr>
+          <w:b/>
+        </w:rPr>
+        <w:t>Chain of Custody Issues</w:t>
+      </w:r>
+      <w:r>
+        <w:t>: There are gaps in the chain of custody for the seized items, particularly regarding the exact times when LIM was present during searches and seizures.</w:t>
+      </w:r>
+    </w:p>
+    <w:p>
+      <w:r>
+        <w:t xml:space="preserve">2. </w:t>
+      </w:r>
+      <w:r>
+        <w:rPr>
+          <w:b/>
+        </w:rPr>
+        <w:t>Lack of Witness Consistency</w:t>
+      </w:r>
+      <w:r>
+        <w:t>: Multiple officers were involved in the search and seizure process, but there is no consistent record of their actions or observations at each step.</w:t>
+      </w:r>
+    </w:p>
+    <w:p>
+      <w:r>
+        <w:t xml:space="preserve">3. </w:t>
+      </w:r>
+      <w:r>
+        <w:rPr>
+          <w:b/>
+        </w:rPr>
+        <w:t>Defendant's Admission Reliability</w:t>
+      </w:r>
+      <w:r>
+        <w:t>: The defendant initially admitted to the GBL substance being correct but later declined to sign the notebook entry detailing this admission. This raises questions about the voluntariness and reliability of his statement.</w:t>
+      </w:r>
+    </w:p>
+    <w:p>
+      <w:pPr>
+        <w:pStyle w:val="Heading1"/>
+      </w:pPr>
+      <w:r>
+        <w:rPr>
+          <w:color w:val="2C3E50"/>
+          <w:sz w:val="32"/>
+        </w:rPr>
+        <w:lastRenderedPageBreak/>
+        <w:t>6</w:t>
+      </w:r>
+      <w:r>
+        <w:rPr>
+          <w:color w:val="2C3E50"/>
+          <w:sz w:val="32"/>
+        </w:rPr>
+        <w:t>. EVIDENCE ANALYSIS</w:t>
+      </w:r>
+    </w:p>
+    <w:p>
+      <w:r>
+        <w:t>Police executed a search warrant and subsequent warrantless searches for drugs based on reasonable suspicion, seizing GBL in a white bottle from under the kitchen sink.</w:t>
+      </w:r>
+    </w:p>
+    <w:p>
+      <w:pPr>
+        <w:ind w:left="360"/>
+      </w:pPr>
+      <w:r>
+        <w:t>• Seized Evidence: A clear liquid substance in a plastic bottle identified as GBL, droppers, and other suspected drug substances found near the defendant's phone and wallet.</w:t>
+      </w:r>
+    </w:p>
+    <w:p>
+      <w:pPr>
+        <w:ind w:left="360"/>
+      </w:pPr>
+      <w:r>
+        <w:t>• Forensic Testing: PHF Science confirmed that one of the seized items was GBL. The testing involved laser analysis without removing the liquid from its container due to health and safety policies at Customs.</w:t>
+      </w:r>
+    </w:p>
+    <w:p>
+      <w:pPr>
+        <w:ind w:left="360"/>
+      </w:pPr>
+      <w:r>
+        <w:t>• Defendant's Conduct: LIM spoke with his lawyer before declining to sign a notebook entry detailing his admission, which would have warranted a formal warning.</w:t>
+      </w:r>
+    </w:p>
+    <w:p>
+      <w:pPr>
+        <w:ind w:left="360"/>
+      </w:pPr>
+      <w:r>
+        <w:t>Strengths</w:t>
+      </w:r>
+    </w:p>
+    <w:p>
+      <w:r>
+        <w:t>1. Forensic testing confirmed the presence of GBL in a seized bottle.</w:t>
+      </w:r>
+    </w:p>
+    <w:p>
+      <w:r>
+        <w:t>2. Seized items were found near LIM's personal belongings, suggesting potential control or custody.</w:t>
+      </w:r>
+    </w:p>
+    <w:p>
+      <w:pPr>
+        <w:spacing w:after="160" w:line="278" w:lineRule="auto"/>
+      </w:pPr>
+      <w:r>
         <w:br w:type="page"/>
       </w:r>
     </w:p>
@@ -281,28 +538,106 @@
         <w:pStyle w:val="Heading1"/>
       </w:pPr>
       <w:r>
+        <w:rPr>
+          <w:color w:val="2C3E50"/>
+          <w:sz w:val="32"/>
+        </w:rPr>
         <w:lastRenderedPageBreak/>
-        <w:t>3. SUMMARY OF EVIDENCE</w:t>
-      </w:r>
-    </w:p>
-    <w:p>
-      <w:r>
-        <w:t>Damage observed on rear service door, consistent with forced entry.</w:t>
-      </w:r>
-    </w:p>
-    <w:p>
-      <w:r>
-        <w:t>• Seized Evidence: Three laptops, one tablet, crowbar, lock pick set found in defendant's backpack.</w:t>
-      </w:r>
-    </w:p>
-    <w:p>
-      <w:r>
-        <w:t>• Forensic Testing: One fingerprint identified as belonging to the defendant on the interior side of the rear service door.</w:t>
-      </w:r>
-    </w:p>
-    <w:p>
-      <w:r>
-        <w:t>• Defendant's Conduct: Defendant admitted possession of a backpack but denied ownership and knowledge of its contents.</w:t>
+        <w:t>6. ELEMENTS THE PROSECUTION MUST PROVE</w:t>
+      </w:r>
+    </w:p>
+    <w:p>
+      <w:pPr>
+        <w:rPr>
+          <w:b/>
+          <w:bCs/>
+        </w:rPr>
+      </w:pPr>
+      <w:r>
+        <w:rPr>
+          <w:b/>
+          <w:bCs/>
+        </w:rPr>
+        <w:t>1. The defendant had custody or control of the substance.</w:t>
+      </w:r>
+    </w:p>
+    <w:p>
+      <w:pPr>
+        <w:ind w:left="360"/>
+      </w:pPr>
+      <w:r>
+        <w:t>Seized items included GBL in a bottle near LIM's phone and wallet.</w:t>
+      </w:r>
+    </w:p>
+    <w:p>
+      <w:pPr>
+        <w:ind w:left="360"/>
+      </w:pPr>
+      <w:r>
+        <w:t>• Defence Response/Weaknesses: No direct evidence linking LIM to actual possession; chain-of-custody issues with seized items.</w:t>
+      </w:r>
+    </w:p>
+    <w:p>
+      <w:pPr>
+        <w:ind w:left="360"/>
+      </w:pPr>
+      <w:r>
+        <w:t>• Assessment: UNCLEAR beyond reasonable doubt.</w:t>
+      </w:r>
+    </w:p>
+    <w:p>
+      <w:pPr>
+        <w:rPr>
+          <w:b/>
+          <w:bCs/>
+        </w:rPr>
+      </w:pPr>
+      <w:r>
+        <w:rPr>
+          <w:b/>
+          <w:bCs/>
+        </w:rPr>
+        <w:t xml:space="preserve">2. The defendant </w:t>
+      </w:r>
+      <w:proofErr w:type="gramStart"/>
+      <w:r>
+        <w:rPr>
+          <w:b/>
+          <w:bCs/>
+        </w:rPr>
+        <w:t>actually knew</w:t>
+      </w:r>
+      <w:proofErr w:type="gramEnd"/>
+      <w:r>
+        <w:rPr>
+          <w:b/>
+          <w:bCs/>
+        </w:rPr>
+        <w:t xml:space="preserve"> that the substance was a controlled drug.</w:t>
+      </w:r>
+    </w:p>
+    <w:p>
+      <w:pPr>
+        <w:ind w:left="360"/>
+      </w:pPr>
+      <w:r>
+        <w:t>• Prosecution Evidence: Alleged admission by LIM acknowledging GBL's identity as a controlled drug.</w:t>
+      </w:r>
+    </w:p>
+    <w:p>
+      <w:pPr>
+        <w:ind w:left="360"/>
+      </w:pPr>
+      <w:r>
+        <w:t>• Defence Response/Weaknesses: Voluntariness of admission questioned; inducement offered (formal warning); no subjective knowledge established beyond reasonable doubt.</w:t>
+      </w:r>
+    </w:p>
+    <w:p>
+      <w:pPr>
+        <w:ind w:left="360"/>
+      </w:pPr>
+      <w:r>
+        <w:t>• Assessment: UNCLEAR beyond reasonable doubt.</w:t>
       </w:r>
     </w:p>
     <w:p>
@@ -310,47 +645,175 @@
         <w:pStyle w:val="Heading1"/>
       </w:pPr>
       <w:r>
-        <w:t>4. ELEMENTS THE PROSECUTION MUST PROVE</w:t>
-      </w:r>
-    </w:p>
-    <w:p>
-      <w:r>
-        <w:t>1. The defendant had custody or control of the substance.</w:t>
-      </w:r>
-    </w:p>
-    <w:p>
-      <w:r>
-        <w:t>CCTV footage showing an individual entering the premises, fingerprint evidence linking defendant to the rear door.</w:t>
-      </w:r>
-    </w:p>
-    <w:p>
-      <w:r>
-        <w:t>• Defence Response/Weaknesses: No eyewitness observed the burglary; discrepancies in inventory records suggest some items may not be stolen property.</w:t>
-      </w:r>
-    </w:p>
-    <w:p>
-      <w:r>
-        <w:t>• Assessment: UNCLEAR beyond reasonable doubt.</w:t>
-      </w:r>
-    </w:p>
-    <w:p>
-      <w:r>
-        <w:t>2. The entry was with intent to commit an imprisonable offence.</w:t>
-      </w:r>
-    </w:p>
-    <w:p>
-      <w:r>
-        <w:t>• Prosecution Evidence: Defendant's possession of burglary tools and stolen electronics, fingerprint evidence on rear door.</w:t>
-      </w:r>
-    </w:p>
-    <w:p>
-      <w:r>
-        <w:t>• Defence Response/Weaknesses: No direct evidence of intent; defendant denied knowledge of the items in his backpack.</w:t>
-      </w:r>
-    </w:p>
-    <w:p>
-      <w:r>
-        <w:t>• Assessment: UNCLEAR beyond reasonable doubt.</w:t>
+        <w:rPr>
+          <w:color w:val="2C3E50"/>
+          <w:sz w:val="32"/>
+        </w:rPr>
+        <w:t>7. DEFENCE STRATEGIES AND OPTIONS</w:t>
+      </w:r>
+    </w:p>
+    <w:p>
+      <w:pPr>
+        <w:rPr>
+          <w:b/>
+          <w:bCs/>
+        </w:rPr>
+      </w:pPr>
+      <w:r>
+        <w:rPr>
+          <w:b/>
+          <w:bCs/>
+        </w:rPr>
+        <w:t>A</w:t>
+      </w:r>
+      <w:r>
+        <w:rPr>
+          <w:b/>
+          <w:bCs/>
+        </w:rPr>
+        <w:t xml:space="preserve">.  </w:t>
+      </w:r>
+      <w:r>
+        <w:rPr>
+          <w:b/>
+          <w:bCs/>
+        </w:rPr>
+        <w:t>Challenge the alleged admission</w:t>
+      </w:r>
+    </w:p>
+    <w:p>
+      <w:pPr>
+        <w:ind w:left="360"/>
+      </w:pPr>
+      <w:r>
+        <w:t>• The defendant spoke to his lawyer before declining to sign the notebook entry detailing his admission.</w:t>
+      </w:r>
+    </w:p>
+    <w:p>
+      <w:pPr>
+        <w:ind w:left="360"/>
+      </w:pPr>
+      <w:r>
+        <w:t>• Inducement offered (formal warning).</w:t>
+      </w:r>
+    </w:p>
+    <w:p>
+      <w:pPr>
+        <w:ind w:left="360"/>
+      </w:pPr>
+      <w:r>
+        <w:t>• No subjective knowledge established beyond reasonable doubt.</w:t>
+      </w:r>
+    </w:p>
+    <w:p>
+      <w:pPr>
+        <w:ind w:left="360"/>
+      </w:pPr>
+      <w:r>
+        <w:rPr>
+          <w:b/>
+        </w:rPr>
+        <w:t>Legal Basis:</w:t>
+      </w:r>
+      <w:r>
+        <w:t xml:space="preserve"> NZBORA s 24(1)(d).</w:t>
+      </w:r>
+    </w:p>
+    <w:p>
+      <w:r>
+        <w:rPr>
+          <w:b/>
+          <w:bCs/>
+        </w:rPr>
+        <w:t>B.</w:t>
+      </w:r>
+      <w:r>
+        <w:rPr>
+          <w:b/>
+          <w:bCs/>
+        </w:rPr>
+        <w:t xml:space="preserve"> </w:t>
+      </w:r>
+      <w:r>
+        <w:rPr>
+          <w:b/>
+          <w:bCs/>
+        </w:rPr>
+        <w:t>Raise reasonable doubt about actual knowledge</w:t>
+      </w:r>
+    </w:p>
+    <w:p>
+      <w:pPr>
+        <w:ind w:left="360"/>
+      </w:pPr>
+      <w:r>
+        <w:t>• The defendant's alleged admission does not establish subjective knowledge of the substance being a controlled drug.</w:t>
+      </w:r>
+    </w:p>
+    <w:p>
+      <w:pPr>
+        <w:ind w:left="360"/>
+      </w:pPr>
+      <w:r>
+        <w:rPr>
+          <w:b/>
+        </w:rPr>
+        <w:lastRenderedPageBreak/>
+        <w:t>Legal Basis:</w:t>
+      </w:r>
+      <w:r>
+        <w:t xml:space="preserve"> Misuse of Drugs Act 1975 Section 7(2).</w:t>
+      </w:r>
+    </w:p>
+    <w:p>
+      <w:pPr>
+        <w:rPr>
+          <w:b/>
+          <w:bCs/>
+        </w:rPr>
+      </w:pPr>
+      <w:r>
+        <w:rPr>
+          <w:b/>
+          <w:bCs/>
+        </w:rPr>
+        <w:t>C.</w:t>
+      </w:r>
+      <w:r>
+        <w:rPr>
+          <w:b/>
+          <w:bCs/>
+        </w:rPr>
+        <w:t xml:space="preserve"> </w:t>
+      </w:r>
+      <w:r>
+        <w:rPr>
+          <w:b/>
+          <w:bCs/>
+        </w:rPr>
+        <w:t>Question chain-of-custody for seized items</w:t>
+      </w:r>
+    </w:p>
+    <w:p>
+      <w:pPr>
+        <w:ind w:left="360"/>
+      </w:pPr>
+      <w:r>
+        <w:t>• Incomplete documentation and potential handling issues with seized GBL bottle.</w:t>
+      </w:r>
+    </w:p>
+    <w:p>
+      <w:pPr>
+        <w:ind w:left="360"/>
+      </w:pPr>
+      <w:r>
+        <w:rPr>
+          <w:b/>
+        </w:rPr>
+        <w:t>Legal Basis:</w:t>
+      </w:r>
+      <w:r>
+        <w:t xml:space="preserve"> NZBORA s 21.</w:t>
       </w:r>
     </w:p>
     <w:p>
@@ -358,110 +821,229 @@
         <w:pStyle w:val="Heading1"/>
       </w:pPr>
       <w:r>
+        <w:rPr>
+          <w:color w:val="2C3E50"/>
+          <w:sz w:val="32"/>
+        </w:rPr>
+        <w:t>8. CROSS-EXAMINATION PRIORITIES</w:t>
+      </w:r>
+    </w:p>
+    <w:p>
+      <w:r>
+        <w:t>Constable Taylor Ashby (Police Officer)</w:t>
+      </w:r>
+    </w:p>
+    <w:p>
+      <w:pPr>
+        <w:ind w:left="360"/>
+      </w:pPr>
+      <w:r>
+        <w:t>• Did you offer a formal warning to the defendant before he declined to sign the notebook entry?</w:t>
+      </w:r>
+    </w:p>
+    <w:p>
+      <w:pPr>
+        <w:ind w:left="360"/>
+      </w:pPr>
+      <w:r>
+        <w:t>• Why did the defendant decline to sign the notebook entry detailing his admission?</w:t>
+      </w:r>
+    </w:p>
+    <w:p>
+      <w:pPr>
+        <w:ind w:left="360"/>
+      </w:pPr>
+      <w:r>
+        <w:t>• What steps were taken to ensure proper documentation of seized items?</w:t>
+      </w:r>
+    </w:p>
+    <w:p>
+      <w:pPr>
+        <w:ind w:left="360"/>
+      </w:pPr>
+      <w:r>
+        <w:rPr>
+          <w:b/>
+        </w:rPr>
+        <w:t>Witness:</w:t>
+      </w:r>
+      <w:r>
+        <w:t xml:space="preserve"> Sergeant Tod Lawrence KIRKER (Searching Officer)</w:t>
+      </w:r>
+    </w:p>
+    <w:p>
+      <w:pPr>
+        <w:ind w:left="360"/>
+      </w:pPr>
+      <w:r>
+        <w:t>• How was the warrantless search power properly invoked under S 18(2)?</w:t>
+      </w:r>
+    </w:p>
+    <w:p>
+      <w:pPr>
+        <w:ind w:left="360"/>
+      </w:pPr>
+      <w:r>
+        <w:t>• Did you offer any inducements or formal warnings during interactions with the defendant?</w:t>
+      </w:r>
+    </w:p>
+    <w:p>
+      <w:pPr>
+        <w:ind w:left="360"/>
+      </w:pPr>
+      <w:r>
+        <w:t>• Why did the defendant decline to sign the notebook entry detailing his admission?</w:t>
+      </w:r>
+    </w:p>
+    <w:p>
+      <w:pPr>
+        <w:spacing w:after="160" w:line="278" w:lineRule="auto"/>
+      </w:pPr>
+      <w:r>
+        <w:br w:type="page"/>
+      </w:r>
+    </w:p>
+    <w:p>
+      <w:pPr>
+        <w:pStyle w:val="Heading1"/>
+      </w:pPr>
+      <w:r>
+        <w:rPr>
+          <w:color w:val="2C3E50"/>
+          <w:sz w:val="32"/>
+        </w:rPr>
         <w:lastRenderedPageBreak/>
-        <w:t>5. ASSESSMENT OF PROSECUTION CASE</w:t>
-      </w:r>
-    </w:p>
-    <w:p>
-      <w:pPr>
-        <w:pStyle w:val="Heading2"/>
-      </w:pPr>
-      <w:r>
-        <w:t>Strengths</w:t>
-      </w:r>
-    </w:p>
-    <w:p>
-      <w:r>
-        <w:t>1. CCTV footage showing an individual entering and exiting TechHub Electronics with a backpack.</w:t>
-      </w:r>
-    </w:p>
-    <w:p>
-      <w:r>
-        <w:t>2. Fingerprint evidence linking the defendant to the rear service door.</w:t>
-      </w:r>
-    </w:p>
-    <w:p>
-      <w:r>
-        <w:t>3. Seized property matching stolen items identified by store owner.</w:t>
-      </w:r>
-    </w:p>
-    <w:p>
-      <w:pPr>
-        <w:pStyle w:val="Heading2"/>
-      </w:pPr>
-      <w:r>
-        <w:t>Weaknesses</w:t>
-      </w:r>
-    </w:p>
-    <w:p>
-      <w:r>
-        <w:t xml:space="preserve">1. </w:t>
-      </w:r>
-      <w:r>
-        <w:rPr>
-          <w:b/>
-        </w:rPr>
-        <w:t>CCTV Identification</w:t>
-      </w:r>
-      <w:r>
-        <w:t>: The CCTV footage does not clearly identify the individual as Jordan Harper due to poor image quality.</w:t>
-      </w:r>
-    </w:p>
-    <w:p>
-      <w:r>
-        <w:t xml:space="preserve">• </w:t>
-      </w:r>
-      <w:r>
-        <w:rPr>
-          <w:b/>
-        </w:rPr>
-        <w:t>Fingerprint Context</w:t>
-      </w:r>
-      <w:r>
-        <w:t>: While a fingerprint matching Harper was found inside the premises, it is unclear when this print was deposited and whether it could have been left at an earlier time or through other means (e.g., prior legitimate entry).</w:t>
-      </w:r>
-    </w:p>
-    <w:p>
-      <w:r>
-        <w:t xml:space="preserve">• </w:t>
-      </w:r>
-      <w:r>
-        <w:rPr>
-          <w:b/>
-        </w:rPr>
-        <w:t>Witness Inconsistencies</w:t>
-      </w:r>
-      <w:r>
-        <w:t>: Witness statements vary regarding details such as the suspect’s clothing color, height, and behavior. For example, Olivia Martin's statement changed over time.</w:t>
-      </w:r>
-    </w:p>
-    <w:p>
-      <w:r>
-        <w:t xml:space="preserve">• </w:t>
-      </w:r>
-      <w:r>
-        <w:rPr>
-          <w:b/>
-        </w:rPr>
-        <w:t>Inventory Discrepancies</w:t>
-      </w:r>
-      <w:r>
-        <w:t>: Rachel Thompson identified discrepancies in inventory records that could suggest some items reported stolen were previously sold or returned to suppliers, raising questions about the exact nature of the theft.</w:t>
-      </w:r>
-    </w:p>
-    <w:p>
-      <w:r>
-        <w:t xml:space="preserve">• </w:t>
-      </w:r>
-      <w:r>
-        <w:rPr>
-          <w:b/>
-        </w:rPr>
-        <w:t>Defendant’s Statements</w:t>
-      </w:r>
-      <w:r>
-        <w:t>: The defendant provided inconsistent explanations regarding how he obtained the property and denied knowledge of burglary tools. He also claimed not to remember details of his movements on the night in question.</w:t>
-      </w:r>
+        <w:t>9. DISCLOSURE AND FORENSIC GAPS</w:t>
+      </w:r>
+    </w:p>
+    <w:p>
+      <w:pPr>
+        <w:rPr>
+          <w:b/>
+          <w:bCs/>
+        </w:rPr>
+      </w:pPr>
+      <w:r>
+        <w:rPr>
+          <w:b/>
+          <w:bCs/>
+        </w:rPr>
+        <w:t>1. Chain-of-custody and handling records for seized exhibits</w:t>
+      </w:r>
+    </w:p>
+    <w:p>
+      <w:pPr>
+        <w:ind w:left="360"/>
+      </w:pPr>
+      <w:r>
+        <w:t>Ensures proper handling and documentation of seized items.</w:t>
+      </w:r>
+    </w:p>
+    <w:p>
+      <w:pPr>
+        <w:ind w:left="360"/>
+      </w:pPr>
+      <w:r>
+        <w:t>• Request/Application: Formal request for complete chain-of-custody documentation.</w:t>
+      </w:r>
+    </w:p>
+    <w:p>
+      <w:pPr>
+        <w:rPr>
+          <w:b/>
+          <w:bCs/>
+        </w:rPr>
+      </w:pPr>
+      <w:r>
+        <w:rPr>
+          <w:b/>
+          <w:bCs/>
+        </w:rPr>
+        <w:t>2. Body-worn camera footage of the search</w:t>
+      </w:r>
+    </w:p>
+    <w:p>
+      <w:pPr>
+        <w:ind w:left="360"/>
+      </w:pPr>
+      <w:r>
+        <w:t>• Why it Matters: Provides visual evidence of interactions and procedures during searches.</w:t>
+      </w:r>
+    </w:p>
+    <w:p>
+      <w:pPr>
+        <w:ind w:left="360"/>
+      </w:pPr>
+      <w:r>
+        <w:t>• Request/Application: Application to obtain body-worn camera footage from police officers involved in the search.</w:t>
+      </w:r>
+    </w:p>
+    <w:p>
+      <w:pPr>
+        <w:rPr>
+          <w:b/>
+          <w:bCs/>
+        </w:rPr>
+      </w:pPr>
+      <w:r>
+        <w:rPr>
+          <w:b/>
+          <w:bCs/>
+        </w:rPr>
+        <w:t>3. Documentation of inducements offered to the defendant</w:t>
+      </w:r>
+    </w:p>
+    <w:p>
+      <w:pPr>
+        <w:ind w:left="360"/>
+      </w:pPr>
+      <w:r>
+        <w:t>• Why it Matters: Establishes whether any formal warnings or other inducements were offered.</w:t>
+      </w:r>
+    </w:p>
+    <w:p>
+      <w:pPr>
+        <w:ind w:left="360"/>
+      </w:pPr>
+      <w:r>
+        <w:t>• Request/Application: Formal request for documentation of inducements and interactions with the defendant.</w:t>
+      </w:r>
+    </w:p>
+    <w:p>
+      <w:pPr>
+        <w:rPr>
+          <w:b/>
+          <w:bCs/>
+        </w:rPr>
+      </w:pPr>
+      <w:r>
+        <w:rPr>
+          <w:b/>
+          <w:bCs/>
+        </w:rPr>
+        <w:t>4. Forensic testing protocols used at Customs</w:t>
+      </w:r>
+    </w:p>
+    <w:p>
+      <w:pPr>
+        <w:ind w:left="360"/>
+      </w:pPr>
+      <w:r>
+        <w:t>• Why it Matters: Ensures proper procedures were followed during forensic analysis.</w:t>
+      </w:r>
+    </w:p>
+    <w:p>
+      <w:pPr>
+        <w:ind w:left="360"/>
+      </w:pPr>
+      <w:r>
+        <w:t>• Request/Application: Application to obtain detailed forensic testing protocols from PHF Science.</w:t>
+      </w:r>
+    </w:p>
+    <w:p>
+      <w:pPr>
+        <w:spacing w:after="160" w:line="278" w:lineRule="auto"/>
+      </w:pPr>
       <w:r>
         <w:br w:type="page"/>
       </w:r>
@@ -471,173 +1053,162 @@
         <w:pStyle w:val="Heading1"/>
       </w:pPr>
       <w:r>
+        <w:rPr>
+          <w:color w:val="2C3E50"/>
+          <w:sz w:val="32"/>
+        </w:rPr>
         <w:lastRenderedPageBreak/>
-        <w:t>6. DEFENCE STRATEGIES AND OPTIONS</w:t>
-      </w:r>
-    </w:p>
-    <w:p>
-      <w:pPr>
-        <w:rPr>
-          <w:b/>
-          <w:bCs/>
-          <w:sz w:val="28"/>
-          <w:szCs w:val="28"/>
-        </w:rPr>
-      </w:pPr>
-      <w:r>
-        <w:rPr>
-          <w:b/>
-          <w:bCs/>
-          <w:sz w:val="28"/>
-          <w:szCs w:val="28"/>
-        </w:rPr>
-        <w:t>A.</w:t>
-      </w:r>
-      <w:r>
-        <w:rPr>
-          <w:b/>
-          <w:bCs/>
-          <w:sz w:val="28"/>
-          <w:szCs w:val="28"/>
-        </w:rPr>
-        <w:t xml:space="preserve"> </w:t>
-      </w:r>
-      <w:r>
-        <w:t xml:space="preserve"> </w:t>
-      </w:r>
-      <w:r>
-        <w:rPr>
-          <w:b/>
-          <w:bCs/>
-        </w:rPr>
-        <w:t>Challenge the alleged admission</w:t>
-      </w:r>
-    </w:p>
-    <w:p>
-      <w:r>
-        <w:t>• Focus on inconsistencies in defendant’s statements about backpack ownership and contents.</w:t>
-      </w:r>
-    </w:p>
-    <w:p>
-      <w:r>
-        <w:t>• Highlight that no formal warning was offered before questioning.</w:t>
-      </w:r>
-    </w:p>
-    <w:p>
-      <w:r>
-        <w:t>• Cite NZBORA s 24(1)(d) regarding right to silence.</w:t>
-      </w:r>
-    </w:p>
-    <w:p>
-      <w:r>
-        <w:t>• Legal Basis: Factual dispute, NZBORA s 24(1)(d).</w:t>
-      </w:r>
-    </w:p>
-    <w:p>
-      <w:r>
-        <w:t>• Strength: MODERATE</w:t>
-      </w:r>
-    </w:p>
-    <w:p>
-      <w:r>
-        <w:rPr>
-          <w:b/>
-          <w:bCs/>
-          <w:sz w:val="28"/>
-          <w:szCs w:val="28"/>
-        </w:rPr>
-        <w:t>B.</w:t>
-      </w:r>
-      <w:r>
-        <w:rPr>
-          <w:b/>
-          <w:bCs/>
-          <w:sz w:val="28"/>
-          <w:szCs w:val="28"/>
-        </w:rPr>
-        <w:t xml:space="preserve"> </w:t>
-      </w:r>
-      <w:r>
-        <w:rPr>
-          <w:b/>
-          <w:bCs/>
-        </w:rPr>
-        <w:t>Raise reasonable doubt through inventory discrepancies</w:t>
-      </w:r>
-    </w:p>
-    <w:p>
-      <w:r>
-        <w:t>• Present evidence of sold and returned items listed as stolen property.</w:t>
-      </w:r>
-    </w:p>
-    <w:p>
-      <w:r>
-        <w:t>• Argue that this undermines the prosecution's case on possession of stolen goods.</w:t>
-      </w:r>
-    </w:p>
-    <w:p>
-      <w:r>
-        <w:t>• Legal Basis: Factual dispute, Crimes Act 1961 s 231.</w:t>
-      </w:r>
-    </w:p>
-    <w:p>
-      <w:r>
-        <w:t>• Strength: STRONG</w:t>
-      </w:r>
-    </w:p>
-    <w:p>
-      <w:pPr>
-        <w:rPr>
-          <w:b/>
-          <w:bCs/>
-          <w:sz w:val="28"/>
-          <w:szCs w:val="28"/>
-        </w:rPr>
-      </w:pPr>
-      <w:r>
-        <w:rPr>
-          <w:b/>
-          <w:bCs/>
-          <w:sz w:val="28"/>
-          <w:szCs w:val="28"/>
-        </w:rPr>
-        <w:t>C</w:t>
-      </w:r>
-      <w:r>
-        <w:rPr>
-          <w:b/>
-          <w:bCs/>
-          <w:sz w:val="28"/>
-          <w:szCs w:val="28"/>
-        </w:rPr>
-        <w:t xml:space="preserve"> </w:t>
-      </w:r>
-      <w:r>
-        <w:rPr>
-          <w:b/>
-          <w:bCs/>
-        </w:rPr>
-        <w:t>Challenge the search legality</w:t>
-      </w:r>
-    </w:p>
-    <w:p>
-      <w:r>
-        <w:t xml:space="preserve"> </w:t>
-      </w:r>
-      <w:r>
-        <w:t>• Argue that the scope exceeded reasonable suspicion of controlled drugs.</w:t>
-      </w:r>
-    </w:p>
-    <w:p>
-      <w:r>
-        <w:t>• Legal Basis: Search and Surveillance Act 2012 s 18(2), NZBORA s 21.</w:t>
-      </w:r>
-    </w:p>
-    <w:p>
-      <w:r>
-        <w:t>• Strength: MODERATE</w:t>
-      </w:r>
-      <w:r>
+        <w:t>10. INSTRUCTIONS TO COUNSEL PRE-TRIAL</w:t>
+      </w:r>
+    </w:p>
+    <w:p>
+      <w:r>
+        <w:t>1. Prepare a formal request for complete chain-of-custody documentation.</w:t>
+      </w:r>
+    </w:p>
+    <w:p>
+      <w:r>
+        <w:t xml:space="preserve">2. </w:t>
+      </w:r>
+      <w:proofErr w:type="gramStart"/>
+      <w:r>
+        <w:t>Submit an application</w:t>
+      </w:r>
+      <w:proofErr w:type="gramEnd"/>
+      <w:r>
+        <w:t xml:space="preserve"> to obtain body-worn camera footage of the search.</w:t>
+      </w:r>
+    </w:p>
+    <w:p>
+      <w:r>
+        <w:t>3. Document interactions and inducements offered during police interviews.</w:t>
+      </w:r>
+    </w:p>
+    <w:p>
+      <w:r>
+        <w:t>4. Review forensic testing protocols used at Customs.</w:t>
+      </w:r>
+    </w:p>
+    <w:p>
+      <w:r>
+        <w:t>5. Challenge any alleged admission based on voluntariness and inducement issues.</w:t>
+      </w:r>
+    </w:p>
+    <w:p>
+      <w:r>
+        <w:t>6. Raise reasonable doubt about actual knowledge through cross-examination.</w:t>
+      </w:r>
+    </w:p>
+    <w:p>
+      <w:pPr>
+        <w:pStyle w:val="Heading1"/>
+      </w:pPr>
+      <w:r>
+        <w:rPr>
+          <w:color w:val="2C3E50"/>
+          <w:sz w:val="32"/>
+        </w:rPr>
+        <w:t>11. EVIDENTIARY ISSUES TO RAISE</w:t>
+      </w:r>
+    </w:p>
+    <w:p>
+      <w:pPr>
+        <w:rPr>
+          <w:b/>
+          <w:bCs/>
+        </w:rPr>
+      </w:pPr>
+      <w:r>
+        <w:rPr>
+          <w:b/>
+          <w:bCs/>
+        </w:rPr>
+        <w:t>1. Reliability and voluntariness of any alleged admission</w:t>
+      </w:r>
+    </w:p>
+    <w:p>
+      <w:pPr>
+        <w:ind w:left="360"/>
+      </w:pPr>
+      <w:r>
+        <w:rPr>
+          <w:b/>
+        </w:rPr>
+        <w:t>Legal Basis:</w:t>
+      </w:r>
+      <w:r>
+        <w:t xml:space="preserve"> NZBORA s 24(1)(d).</w:t>
+      </w:r>
+    </w:p>
+    <w:p>
+      <w:pPr>
+        <w:rPr>
+          <w:b/>
+          <w:bCs/>
+        </w:rPr>
+      </w:pPr>
+      <w:r>
+        <w:rPr>
+          <w:b/>
+          <w:bCs/>
+        </w:rPr>
+        <w:t>2. Proper invocation of warrantless search power</w:t>
+      </w:r>
+    </w:p>
+    <w:p>
+      <w:pPr>
+        <w:ind w:left="360"/>
+      </w:pPr>
+      <w:r>
+        <w:rPr>
+          <w:b/>
+        </w:rPr>
+        <w:t>Legal Basis:</w:t>
+      </w:r>
+      <w:r>
+        <w:t xml:space="preserve"> Search and Surveillance Act 2012 S 18(2).</w:t>
+      </w:r>
+    </w:p>
+    <w:p>
+      <w:pPr>
+        <w:rPr>
+          <w:b/>
+          <w:bCs/>
+        </w:rPr>
+      </w:pPr>
+      <w:r>
+        <w:rPr>
+          <w:b/>
+          <w:bCs/>
+        </w:rPr>
+        <w:t>3. Incomplete chain-of-custody documentation</w:t>
+      </w:r>
+    </w:p>
+    <w:p>
+      <w:pPr>
+        <w:ind w:left="360"/>
+      </w:pPr>
+      <w:r>
+        <w:rPr>
+          <w:b/>
+        </w:rPr>
+        <w:t>Legal Basis:</w:t>
+      </w:r>
+      <w:r>
+        <w:t xml:space="preserve"> NZBORA s 21.</w:t>
+      </w:r>
+    </w:p>
+    <w:p>
+      <w:pPr>
+        <w:spacing w:after="160" w:line="278" w:lineRule="auto"/>
+        <w:rPr>
+          <w:b/>
+        </w:rPr>
+      </w:pPr>
+      <w:r>
+        <w:rPr>
+          <w:b/>
+        </w:rPr>
         <w:br w:type="page"/>
       </w:r>
     </w:p>
@@ -646,93 +1217,17 @@
         <w:pStyle w:val="Heading1"/>
       </w:pPr>
       <w:r>
+        <w:rPr>
+          <w:color w:val="2C3E50"/>
+          <w:sz w:val="32"/>
+        </w:rPr>
         <w:lastRenderedPageBreak/>
-        <w:t>7. INSTRUCTIONS TO COUNSEL PRE-TRIAL</w:t>
-      </w:r>
-    </w:p>
-    <w:p>
-      <w:r>
-        <w:t>1. Review and verify all chain-of-custody records for seized property.</w:t>
-      </w:r>
-    </w:p>
-    <w:p>
-      <w:r>
-        <w:t>2. Prepare a detailed timeline of the defendant's movements based on CCTV footage and witness statements.</w:t>
-      </w:r>
-    </w:p>
-    <w:p>
-      <w:r>
-        <w:t>3. File an application to exclude evidence if search legality is contested.</w:t>
-      </w:r>
-    </w:p>
-    <w:p>
-      <w:r>
-        <w:t>4. Obtain expert testimony regarding inventory discrepancies and their impact on stolen goods claim.</w:t>
-      </w:r>
-    </w:p>
-    <w:p>
-      <w:r>
-        <w:t>5. Draft motions challenging admissibility of fingerprint evidence in light of pending DNA results.</w:t>
-      </w:r>
-    </w:p>
-    <w:p>
-      <w:r>
-        <w:t>6. Prepare a comprehensive summary of all weaknesses in the prosecution's case for trial strategy.</w:t>
-      </w:r>
-    </w:p>
-    <w:p>
-      <w:pPr>
-        <w:pStyle w:val="Heading1"/>
-      </w:pPr>
-      <w:r>
-        <w:t>8. EVIDENTIARY ISSUES TO RAISE</w:t>
-      </w:r>
-    </w:p>
-    <w:p>
-      <w:r>
-        <w:t>1. Reliability and voluntariness of any alleged admission</w:t>
-      </w:r>
-    </w:p>
-    <w:p>
-      <w:r>
-        <w:t>NZBORA s 24(1)(d).</w:t>
-      </w:r>
-    </w:p>
-    <w:p>
-      <w:r>
-        <w:t>2. Chain-of-custody issues with seized property</w:t>
-      </w:r>
-    </w:p>
-    <w:p>
-      <w:r>
-        <w:t>• Legal Basis: Search and Surveillance Act 2012 s 18(2), NZBORA s 21.</w:t>
-      </w:r>
-    </w:p>
-    <w:p>
-      <w:r>
-        <w:t>3. Admissibility of fingerprint evidence pending DNA results</w:t>
-      </w:r>
-    </w:p>
-    <w:p>
-      <w:r>
-        <w:t>• Legal Basis: Crimes Act 1961 s 231, NZBORA s 21.</w:t>
-      </w:r>
-      <w:r>
-        <w:br w:type="page"/>
-      </w:r>
-    </w:p>
-    <w:p>
-      <w:pPr>
-        <w:pStyle w:val="Heading1"/>
-      </w:pPr>
-      <w:r>
-        <w:lastRenderedPageBreak/>
-        <w:t>9. CONCLUSION</w:t>
-      </w:r>
-    </w:p>
-    <w:p>
-      <w:r>
-        <w:t>The prosecution's case is strong but riddled with gaps and inconsistencies that may allow for a reasonable doubt defence. The most important next step is to challenge the admissibility of fingerprint evidence pending DNA results and raise reasonable doubt through inventory discrepancies.</w:t>
+        <w:t>12. CONCLUSION</w:t>
+      </w:r>
+    </w:p>
+    <w:p>
+      <w:r>
+        <w:t>The prosecution's case is weak due to significant gaps in evidence, including issues with the alleged admission, chain-of-custody, and actual knowledge of the substance being a controlled drug. The defence has strong prospects for raising reasonable doubt or excluding unreliable evidence. The most important next step is to challenge any disputed admissions and request complete documentation.</w:t>
       </w:r>
     </w:p>
     <w:p/>
@@ -746,7 +1241,7 @@
           <w:color w:val="808080"/>
           <w:sz w:val="18"/>
         </w:rPr>
-        <w:t>This analysis is generated by an AI system based on the provided raw disclosure text and legal sources. It does not constitute legal advice or representation. Always consult with a qualified New Zealand defence lawyer for specific case guidance.</w:t>
+        <w:t>This report was generated by an AI system based on provided data and legal sources. It does not constitute legal advice and should be reviewed by a qualified attorney familiar with the case details.</w:t>
       </w:r>
     </w:p>
     <w:sectPr>
@@ -801,47 +1296,104 @@
 
 <file path=word/footer2.xml><?xml version="1.0" encoding="utf-8"?>
 <w:ftr xmlns:wpc="http://schemas.microsoft.com/office/word/2010/wordprocessingCanvas" xmlns:cx="http://schemas.microsoft.com/office/drawing/2014/chartex" xmlns:cx1="http://schemas.microsoft.com/office/drawing/2015/9/8/chartex" xmlns:cx2="http://schemas.microsoft.com/office/drawing/2015/10/21/chartex" xmlns:cx3="http://schemas.microsoft.com/office/drawing/2016/5/9/chartex" xmlns:cx4="http://schemas.microsoft.com/office/drawing/2016/5/10/chartex" xmlns:cx5="http://schemas.microsoft.com/office/drawing/2016/5/11/chartex" xmlns:cx6="http://schemas.microsoft.com/office/drawing/2016/5/12/chartex" xmlns:cx7="http://schemas.microsoft.com/office/drawing/2016/5/13/chartex" xmlns:cx8="http://schemas.microsoft.com/office/drawing/2016/5/14/chartex" xmlns:mc="http://schemas.openxmlformats.org/markup-compatibility/2006" xmlns:aink="http://schemas.microsoft.com/office/drawing/2016/ink" xmlns:am3d="http://schemas.microsoft.com/office/drawing/2017/model3d" xmlns:o="urn:schemas-microsoft-com:office:office" xmlns:oel="http://schemas.microsoft.com/office/2019/extlst" xmlns:r="http://schemas.openxmlformats.org/officeDocument/2006/relationships" xmlns:m="http://schemas.openxmlformats.org/officeDocument/2006/math" xmlns:v="urn:schemas-microsoft-com:vml" xmlns:wp14="http://schemas.microsoft.com/office/word/2010/wordprocessingDrawing" xmlns:wp="http://schemas.openxmlformats.org/drawingml/2006/wordprocessingDrawing" xmlns:w10="urn:schemas-microsoft-com:office:word" xmlns:w="http://schemas.openxmlformats.org/wordprocessingml/2006/main" xmlns:w14="http://schemas.microsoft.com/office/word/2010/wordml" xmlns:w15="http://schemas.microsoft.com/office/word/2012/wordml" xmlns:w16cex="http://schemas.microsoft.com/office/word/2018/wordml/cex" xmlns:w16cid="http://schemas.microsoft.com/office/word/2016/wordml/cid" xmlns:w16="http://schemas.microsoft.com/office/word/2018/wordml" xmlns:w16du="http://schemas.microsoft.com/office/word/2023/wordml/word16du" xmlns:w16sdtdh="http://schemas.microsoft.com/office/word/2020/wordml/sdtdatahash" xmlns:w16sdtfl="http://schemas.microsoft.com/office/word/2024/wordml/sdtformatlock" xmlns:w16se="http://schemas.microsoft.com/office/word/2015/wordml/symex" xmlns:wpg="http://schemas.microsoft.com/office/word/2010/wordprocessingGroup" xmlns:wpi="http://schemas.microsoft.com/office/word/2010/wordprocessingInk" xmlns:wne="http://schemas.microsoft.com/office/word/2006/wordml" xmlns:wps="http://schemas.microsoft.com/office/word/2010/wordprocessingShape" mc:Ignorable="w14 w15 w16se w16cid w16 w16cex w16sdtdh w16sdtfl w16du wp14">
-  <w:p>
-    <w:pPr>
-      <w:jc w:val="center"/>
-    </w:pPr>
-    <w:r>
-      <w:rPr>
-        <w:color w:val="6B7280"/>
-        <w:sz w:val="18"/>
-      </w:rPr>
-      <w:fldChar w:fldCharType="begin"/>
-    </w:r>
-    <w:r>
-      <w:rPr>
-        <w:color w:val="6B7280"/>
-        <w:sz w:val="18"/>
-      </w:rPr>
-      <w:instrText>PAGE</w:instrText>
-    </w:r>
-    <w:r>
-      <w:rPr>
-        <w:color w:val="6B7280"/>
-        <w:sz w:val="18"/>
-      </w:rPr>
-      <w:fldChar w:fldCharType="separate"/>
-    </w:r>
-    <w:r>
-      <w:rPr>
-        <w:noProof/>
-        <w:color w:val="6B7280"/>
-        <w:sz w:val="18"/>
-      </w:rPr>
-      <w:t>1</w:t>
-    </w:r>
-    <w:r>
-      <w:rPr>
-        <w:color w:val="6B7280"/>
-        <w:sz w:val="18"/>
-      </w:rPr>
-      <w:fldChar w:fldCharType="end"/>
-    </w:r>
-  </w:p>
+  <w:tbl>
+    <w:tblPr>
+      <w:tblW w:w="0" w:type="auto"/>
+      <w:tblLayout w:type="fixed"/>
+      <w:tblLook w:val="04A0" w:firstRow="1" w:lastRow="0" w:firstColumn="1" w:lastColumn="0" w:noHBand="0" w:noVBand="1"/>
+    </w:tblPr>
+    <w:tblGrid>
+      <w:gridCol w:w="3009"/>
+      <w:gridCol w:w="3009"/>
+      <w:gridCol w:w="3009"/>
+    </w:tblGrid>
+    <w:tr>
+      <w:tc>
+        <w:tcPr>
+          <w:tcW w:w="3009" w:type="dxa"/>
+        </w:tcPr>
+        <w:p>
+          <w:r>
+            <w:rPr>
+              <w:color w:val="666666"/>
+              <w:sz w:val="18"/>
+            </w:rPr>
+            <w:t>Confidential Defence Analysis</w:t>
+          </w:r>
+        </w:p>
+      </w:tc>
+      <w:tc>
+        <w:tcPr>
+          <w:tcW w:w="3009" w:type="dxa"/>
+        </w:tcPr>
+        <w:p>
+          <w:pPr>
+            <w:jc w:val="center"/>
+          </w:pPr>
+          <w:r>
+            <w:rPr>
+              <w:color w:val="666666"/>
+              <w:sz w:val="18"/>
+            </w:rPr>
+            <w:t>Prepared: 28 June 2026</w:t>
+          </w:r>
+        </w:p>
+      </w:tc>
+      <w:tc>
+        <w:tcPr>
+          <w:tcW w:w="3009" w:type="dxa"/>
+        </w:tcPr>
+        <w:p>
+          <w:pPr>
+            <w:jc w:val="right"/>
+          </w:pPr>
+          <w:r>
+            <w:rPr>
+              <w:color w:val="666666"/>
+              <w:sz w:val="18"/>
+            </w:rPr>
+            <w:t xml:space="preserve">Page </w:t>
+          </w:r>
+          <w:r>
+            <w:rPr>
+              <w:color w:val="666666"/>
+              <w:sz w:val="18"/>
+            </w:rPr>
+            <w:fldChar w:fldCharType="begin"/>
+          </w:r>
+          <w:r>
+            <w:rPr>
+              <w:color w:val="666666"/>
+              <w:sz w:val="18"/>
+            </w:rPr>
+            <w:instrText>PAGE \* MERGEFORMAT</w:instrText>
+          </w:r>
+          <w:r>
+            <w:rPr>
+              <w:color w:val="666666"/>
+              <w:sz w:val="18"/>
+            </w:rPr>
+            <w:fldChar w:fldCharType="separate"/>
+          </w:r>
+          <w:r>
+            <w:rPr>
+              <w:noProof/>
+              <w:color w:val="666666"/>
+              <w:sz w:val="18"/>
+            </w:rPr>
+            <w:t>1</w:t>
+          </w:r>
+          <w:r>
+            <w:rPr>
+              <w:color w:val="666666"/>
+              <w:sz w:val="18"/>
+            </w:rPr>
+            <w:fldChar w:fldCharType="end"/>
+          </w:r>
+        </w:p>
+      </w:tc>
+    </w:tr>
+  </w:tbl>
 </w:ftr>
 </file>
 
@@ -894,78 +1446,32 @@
 <w:hdr xmlns:wpc="http://schemas.microsoft.com/office/word/2010/wordprocessingCanvas" xmlns:cx="http://schemas.microsoft.com/office/drawing/2014/chartex" xmlns:cx1="http://schemas.microsoft.com/office/drawing/2015/9/8/chartex" xmlns:cx2="http://schemas.microsoft.com/office/drawing/2015/10/21/chartex" xmlns:cx3="http://schemas.microsoft.com/office/drawing/2016/5/9/chartex" xmlns:cx4="http://schemas.microsoft.com/office/drawing/2016/5/10/chartex" xmlns:cx5="http://schemas.microsoft.com/office/drawing/2016/5/11/chartex" xmlns:cx6="http://schemas.microsoft.com/office/drawing/2016/5/12/chartex" xmlns:cx7="http://schemas.microsoft.com/office/drawing/2016/5/13/chartex" xmlns:cx8="http://schemas.microsoft.com/office/drawing/2016/5/14/chartex" xmlns:mc="http://schemas.openxmlformats.org/markup-compatibility/2006" xmlns:aink="http://schemas.microsoft.com/office/drawing/2016/ink" xmlns:am3d="http://schemas.microsoft.com/office/drawing/2017/model3d" xmlns:o="urn:schemas-microsoft-com:office:office" xmlns:oel="http://schemas.microsoft.com/office/2019/extlst" xmlns:r="http://schemas.openxmlformats.org/officeDocument/2006/relationships" xmlns:m="http://schemas.openxmlformats.org/officeDocument/2006/math" xmlns:v="urn:schemas-microsoft-com:vml" xmlns:wp14="http://schemas.microsoft.com/office/word/2010/wordprocessingDrawing" xmlns:wp="http://schemas.openxmlformats.org/drawingml/2006/wordprocessingDrawing" xmlns:w10="urn:schemas-microsoft-com:office:word" xmlns:w="http://schemas.openxmlformats.org/wordprocessingml/2006/main" xmlns:w14="http://schemas.microsoft.com/office/word/2010/wordml" xmlns:w15="http://schemas.microsoft.com/office/word/2012/wordml" xmlns:w16cex="http://schemas.microsoft.com/office/word/2018/wordml/cex" xmlns:w16cid="http://schemas.microsoft.com/office/word/2016/wordml/cid" xmlns:w16="http://schemas.microsoft.com/office/word/2018/wordml" xmlns:w16du="http://schemas.microsoft.com/office/word/2023/wordml/word16du" xmlns:w16sdtdh="http://schemas.microsoft.com/office/word/2020/wordml/sdtdatahash" xmlns:w16sdtfl="http://schemas.microsoft.com/office/word/2024/wordml/sdtformatlock" xmlns:w16se="http://schemas.microsoft.com/office/word/2015/wordml/symex" xmlns:wpg="http://schemas.microsoft.com/office/word/2010/wordprocessingGroup" xmlns:wpi="http://schemas.microsoft.com/office/word/2010/wordprocessingInk" xmlns:wne="http://schemas.microsoft.com/office/word/2006/wordml" xmlns:wps="http://schemas.microsoft.com/office/word/2010/wordprocessingShape" mc:Ignorable="w14 w15 w16se w16cid w16 w16cex w16sdtdh w16sdtfl w16du wp14">
   <w:p>
     <w:pPr>
-      <w:pBdr>
-        <w:bottom w:val="single" w:sz="4" w:space="4" w:color="6B7280"/>
-      </w:pBdr>
+      <w:spacing w:after="40"/>
       <w:jc w:val="center"/>
-      <w:rPr>
-        <w:b/>
-        <w:bCs/>
-        <w:color w:val="6B7280"/>
-        <w:sz w:val="18"/>
-      </w:rPr>
     </w:pPr>
     <w:r>
       <w:rPr>
-        <w:rFonts w:ascii="Segoe UI Emoji" w:hAnsi="Segoe UI Emoji" w:cs="Segoe UI Emoji"/>
         <w:b/>
-        <w:bCs/>
-        <w:color w:val="6B7280"/>
-        <w:sz w:val="18"/>
+        <w:color w:val="2C3E50"/>
+        <w:sz w:val="36"/>
       </w:rPr>
-      <w:t>⚖️</w:t>
+      <w:t>⚖️ AEGIS ⚖️</w:t>
     </w:r>
+  </w:p>
+  <w:p>
+    <w:pPr>
+      <w:pBdr>
+        <w:bottom w:val="single" w:sz="48" w:space="1" w:color="2C3E50"/>
+      </w:pBdr>
+      <w:spacing w:after="80"/>
+      <w:jc w:val="center"/>
+    </w:pPr>
     <w:r>
       <w:rPr>
-        <w:rFonts w:ascii="Segoe UI Emoji" w:hAnsi="Segoe UI Emoji" w:cs="Segoe UI Emoji"/>
-        <w:b/>
-        <w:bCs/>
-        <w:color w:val="6B7280"/>
-        <w:sz w:val="18"/>
+        <w:color w:val="666666"/>
+        <w:sz w:val="16"/>
       </w:rPr>
-      <w:t xml:space="preserve"> </w:t>
-    </w:r>
-    <w:r>
-      <w:rPr>
-        <w:b/>
-        <w:bCs/>
-        <w:color w:val="6B7280"/>
-        <w:sz w:val="18"/>
-      </w:rPr>
-      <w:t xml:space="preserve">AEGIS </w:t>
-    </w:r>
-    <w:r>
-      <w:rPr>
-        <w:rFonts w:ascii="Segoe UI Emoji" w:hAnsi="Segoe UI Emoji" w:cs="Segoe UI Emoji"/>
-        <w:b/>
-        <w:bCs/>
-        <w:color w:val="6B7280"/>
-        <w:sz w:val="18"/>
-      </w:rPr>
-      <w:t>⚖️</w:t>
-    </w:r>
-    <w:r>
-      <w:rPr>
-        <w:b/>
-        <w:bCs/>
-        <w:color w:val="6B7280"/>
-        <w:sz w:val="18"/>
-      </w:rPr>
-      <w:t xml:space="preserve"> </w:t>
-    </w:r>
-    <w:r>
-      <w:rPr>
-        <w:color w:val="6B7280"/>
-        <w:sz w:val="18"/>
-      </w:rPr>
-      <w:t xml:space="preserve">LEGAL ANALYSIS &amp; </w:t>
-    </w:r>
-    <w:r>
-      <w:rPr>
-        <w:color w:val="6B7280"/>
-        <w:sz w:val="18"/>
-      </w:rPr>
-      <w:t>DEFENCE GUIDE</w:t>
+      <w:t>NZ's Legal Adviser · Secure Legal Research</w:t>
     </w:r>
   </w:p>
 </w:hdr>
@@ -1382,11 +1888,11 @@
     <w:name w:val="Normal"/>
     <w:qFormat/>
     <w:pPr>
-      <w:spacing w:after="200" w:line="360" w:lineRule="auto"/>
+      <w:spacing w:after="120" w:line="360" w:lineRule="auto"/>
     </w:pPr>
     <w:rPr>
-      <w:rFonts w:ascii="Cambria" w:eastAsia="Times New Roman" w:hAnsi="Cambria"/>
-      <w:color w:val="2D2D2D"/>
+      <w:rFonts w:ascii="Calibri" w:eastAsia="Times New Roman" w:hAnsi="Calibri"/>
+      <w:color w:val="1D1D1F"/>
     </w:rPr>
   </w:style>
   <w:style w:type="paragraph" w:styleId="Heading1">
@@ -1437,7 +1943,7 @@
     <w:pPr>
       <w:keepNext/>
       <w:keepLines/>
-      <w:spacing w:before="280" w:after="120"/>
+      <w:spacing w:before="280"/>
       <w:outlineLvl w:val="2"/>
     </w:pPr>
     <w:rPr>
@@ -1449,6 +1955,7 @@
   <w:style w:type="character" w:default="1" w:styleId="DefaultParagraphFont">
     <w:name w:val="Default Paragraph Font"/>
     <w:uiPriority w:val="1"/>
+    <w:semiHidden/>
     <w:unhideWhenUsed/>
   </w:style>
   <w:style w:type="table" w:default="1" w:styleId="TableNormal">

--- a/data/templates/defence_analysis.docx
+++ b/data/templates/defence_analysis.docx
@@ -125,11 +125,6 @@
       </w:pPr>
     </w:p>
     <w:p>
-      <w:r>
-        <w:br w:type="page"/>
-      </w:r>
-    </w:p>
-    <w:p>
       <w:pPr>
         <w:pStyle w:val="Heading1"/>
       </w:pPr>
@@ -204,11 +199,6 @@
       </w:r>
     </w:p>
     <w:p>
-      <w:r>
-        <w:br w:type="page"/>
-      </w:r>
-    </w:p>
-    <w:p>
       <w:pPr>
         <w:pStyle w:val="Heading1"/>
       </w:pPr>
@@ -270,39 +260,10 @@
     </w:p>
     <w:p>
       <w:pPr>
-        <w:spacing w:after="160" w:line="278" w:lineRule="auto"/>
-        <w:rPr>
-          <w:b/>
-          <w:color w:val="2C3E50"/>
-          <w:sz w:val="32"/>
-        </w:rPr>
-      </w:pPr>
-      <w:r>
-        <w:rPr>
-          <w:color w:val="2C3E50"/>
-          <w:sz w:val="32"/>
-        </w:rPr>
-        <w:br w:type="page"/>
-      </w:r>
-    </w:p>
-    <w:p>
-      <w:pPr>
         <w:pStyle w:val="Heading1"/>
       </w:pPr>
       <w:r>
-        <w:rPr>
-          <w:color w:val="2C3E50"/>
-          <w:sz w:val="32"/>
-        </w:rPr>
-        <w:lastRenderedPageBreak/>
-        <w:t>4</w:t>
-      </w:r>
-      <w:r>
-        <w:rPr>
-          <w:color w:val="2C3E50"/>
-          <w:sz w:val="32"/>
-        </w:rPr>
-        <w:t>. SUMMARY OF EVIDENCE</w:t>
+        <w:t>3. SUMMARY OF EVIDENCE</w:t>
       </w:r>
     </w:p>
     <w:p>
@@ -339,32 +300,7 @@
         <w:pStyle w:val="Heading1"/>
       </w:pPr>
       <w:r>
-        <w:rPr>
-          <w:color w:val="2C3E50"/>
-          <w:sz w:val="32"/>
-        </w:rPr>
-        <w:t>5. A</w:t>
-      </w:r>
-      <w:r>
-        <w:rPr>
-          <w:color w:val="2C3E50"/>
-          <w:sz w:val="32"/>
-        </w:rPr>
-        <w:t>S</w:t>
-      </w:r>
-      <w:r>
-        <w:rPr>
-          <w:color w:val="2C3E50"/>
-          <w:sz w:val="32"/>
-        </w:rPr>
-        <w:t>S</w:t>
-      </w:r>
-      <w:r>
-        <w:rPr>
-          <w:color w:val="2C3E50"/>
-          <w:sz w:val="32"/>
-        </w:rPr>
-        <w:t>ESSMENT OF PROSECUTION CASE</w:t>
+        <w:t>4. ASSESSMENT OF PROSECUTION CASE</w:t>
       </w:r>
     </w:p>
     <w:p>
@@ -463,19 +399,7 @@
         <w:pStyle w:val="Heading1"/>
       </w:pPr>
       <w:r>
-        <w:rPr>
-          <w:color w:val="2C3E50"/>
-          <w:sz w:val="32"/>
-        </w:rPr>
-        <w:lastRenderedPageBreak/>
-        <w:t>6</w:t>
-      </w:r>
-      <w:r>
-        <w:rPr>
-          <w:color w:val="2C3E50"/>
-          <w:sz w:val="32"/>
-        </w:rPr>
-        <w:t>. EVIDENCE ANALYSIS</w:t>
+        <w:t>5. EVIDENCE ANALYSIS</w:t>
       </w:r>
     </w:p>
     <w:p>
@@ -527,22 +451,9 @@
     </w:p>
     <w:p>
       <w:pPr>
-        <w:spacing w:after="160" w:line="278" w:lineRule="auto"/>
-      </w:pPr>
-      <w:r>
-        <w:br w:type="page"/>
-      </w:r>
-    </w:p>
-    <w:p>
-      <w:pPr>
         <w:pStyle w:val="Heading1"/>
       </w:pPr>
       <w:r>
-        <w:rPr>
-          <w:color w:val="2C3E50"/>
-          <w:sz w:val="32"/>
-        </w:rPr>
-        <w:lastRenderedPageBreak/>
         <w:t>6. ELEMENTS THE PROSECUTION MUST PROVE</w:t>
       </w:r>
     </w:p>
@@ -645,10 +556,6 @@
         <w:pStyle w:val="Heading1"/>
       </w:pPr>
       <w:r>
-        <w:rPr>
-          <w:color w:val="2C3E50"/>
-          <w:sz w:val="32"/>
-        </w:rPr>
         <w:t>7. DEFENCE STRATEGIES AND OPTIONS</w:t>
       </w:r>
     </w:p>
@@ -758,7 +665,6 @@
         <w:rPr>
           <w:b/>
         </w:rPr>
-        <w:lastRenderedPageBreak/>
         <w:t>Legal Basis:</w:t>
       </w:r>
       <w:r>
@@ -821,10 +727,6 @@
         <w:pStyle w:val="Heading1"/>
       </w:pPr>
       <w:r>
-        <w:rPr>
-          <w:color w:val="2C3E50"/>
-          <w:sz w:val="32"/>
-        </w:rPr>
         <w:t>8. CROSS-EXAMINATION PRIORITIES</w:t>
       </w:r>
     </w:p>
@@ -897,22 +799,9 @@
     </w:p>
     <w:p>
       <w:pPr>
-        <w:spacing w:after="160" w:line="278" w:lineRule="auto"/>
-      </w:pPr>
-      <w:r>
-        <w:br w:type="page"/>
-      </w:r>
-    </w:p>
-    <w:p>
-      <w:pPr>
         <w:pStyle w:val="Heading1"/>
       </w:pPr>
       <w:r>
-        <w:rPr>
-          <w:color w:val="2C3E50"/>
-          <w:sz w:val="32"/>
-        </w:rPr>
-        <w:lastRenderedPageBreak/>
         <w:t>9. DISCLOSURE AND FORENSIC GAPS</w:t>
       </w:r>
     </w:p>
@@ -1042,22 +931,9 @@
     </w:p>
     <w:p>
       <w:pPr>
-        <w:spacing w:after="160" w:line="278" w:lineRule="auto"/>
-      </w:pPr>
-      <w:r>
-        <w:br w:type="page"/>
-      </w:r>
-    </w:p>
-    <w:p>
-      <w:pPr>
         <w:pStyle w:val="Heading1"/>
       </w:pPr>
       <w:r>
-        <w:rPr>
-          <w:color w:val="2C3E50"/>
-          <w:sz w:val="32"/>
-        </w:rPr>
-        <w:lastRenderedPageBreak/>
         <w:t>10. INSTRUCTIONS TO COUNSEL PRE-TRIAL</w:t>
       </w:r>
     </w:p>
@@ -1104,10 +980,6 @@
         <w:pStyle w:val="Heading1"/>
       </w:pPr>
       <w:r>
-        <w:rPr>
-          <w:color w:val="2C3E50"/>
-          <w:sz w:val="32"/>
-        </w:rPr>
         <w:t>11. EVIDENTIARY ISSUES TO RAISE</w:t>
       </w:r>
     </w:p>
@@ -1200,28 +1072,9 @@
     </w:p>
     <w:p>
       <w:pPr>
-        <w:spacing w:after="160" w:line="278" w:lineRule="auto"/>
-        <w:rPr>
-          <w:b/>
-        </w:rPr>
-      </w:pPr>
-      <w:r>
-        <w:rPr>
-          <w:b/>
-        </w:rPr>
-        <w:br w:type="page"/>
-      </w:r>
-    </w:p>
-    <w:p>
-      <w:pPr>
         <w:pStyle w:val="Heading1"/>
       </w:pPr>
       <w:r>
-        <w:rPr>
-          <w:color w:val="2C3E50"/>
-          <w:sz w:val="32"/>
-        </w:rPr>
-        <w:lastRenderedPageBreak/>
         <w:t>12. CONCLUSION</w:t>
       </w:r>
     </w:p>
